--- a/benchmark/outputs/gold/resume_023_C.docx
+++ b/benchmark/outputs/gold/resume_023_C.docx
@@ -10,7 +10,7 @@
         <w:tblInd w:w="0.0" w:type="dxa"/>
       </w:tblPr>
       <w:tblGrid>
-        <w:gridCol w:w="12240"/>
+        <w:gridCol w:w="9360"/>
       </w:tblGrid>
       <w:tr>
         <w:trPr>
@@ -37,7 +37,7 @@
             </w:pPr>
             <w:r>
               <w:rPr>
-                <w:rFonts w:ascii="Helvetica" w:hAnsi="Helvetica" w:eastAsia="Helvetica"/>
+                <w:rFonts w:ascii="Arial" w:hAnsi="Arial" w:eastAsia="Helvetica"/>
                 <w:b/>
                 <w:i w:val="0"/>
                 <w:color w:val="FFFFFF"/>
@@ -66,7 +66,7 @@
         <w:tblInd w:w="540.0" w:type="dxa"/>
       </w:tblPr>
       <w:tblGrid>
-        <w:gridCol w:w="12240"/>
+        <w:gridCol w:w="9360"/>
       </w:tblGrid>
       <w:tr>
         <w:trPr>
@@ -93,7 +93,7 @@
             </w:pPr>
             <w:r>
               <w:rPr>
-                <w:rFonts w:ascii="Helvetica" w:hAnsi="Helvetica" w:eastAsia="Helvetica"/>
+                <w:rFonts w:ascii="Arial" w:hAnsi="Arial" w:eastAsia="Helvetica"/>
                 <w:b w:val="0"/>
                 <w:i w:val="0"/>
                 <w:color w:val="D8E5EF"/>
@@ -116,7 +116,7 @@
       </w:pPr>
       <w:r>
         <w:rPr>
-          <w:rFonts w:ascii="Helvetica" w:hAnsi="Helvetica" w:eastAsia="Helvetica"/>
+          <w:rFonts w:ascii="Arial" w:hAnsi="Arial" w:eastAsia="Helvetica"/>
           <w:b/>
           <w:i w:val="0"/>
           <w:color w:val="1E1E23"/>
@@ -129,7 +129,7 @@
       </w:r>
       <w:r>
         <w:rPr>
-          <w:rFonts w:ascii="Helvetica" w:hAnsi="Helvetica" w:eastAsia="Helvetica"/>
+          <w:rFonts w:ascii="Arial" w:hAnsi="Arial" w:eastAsia="Helvetica"/>
           <w:b w:val="0"/>
           <w:i w:val="0"/>
           <w:color w:val="1E1E23"/>
@@ -153,7 +153,7 @@
       </w:pPr>
       <w:r>
         <w:rPr>
-          <w:rFonts w:ascii="Helvetica" w:hAnsi="Helvetica" w:eastAsia="Helvetica"/>
+          <w:rFonts w:ascii="Arial" w:hAnsi="Arial" w:eastAsia="Helvetica"/>
           <w:b/>
           <w:i w:val="0"/>
           <w:color w:val="1E1E23"/>
@@ -166,7 +166,7 @@
       </w:r>
       <w:r>
         <w:rPr>
-          <w:rFonts w:ascii="Helvetica" w:hAnsi="Helvetica" w:eastAsia="Helvetica"/>
+          <w:rFonts w:ascii="Arial" w:hAnsi="Arial" w:eastAsia="Helvetica"/>
           <w:b/>
           <w:i w:val="0"/>
           <w:color w:val="1E1E23"/>
@@ -179,7 +179,7 @@
       </w:r>
       <w:r>
         <w:rPr>
-          <w:rFonts w:ascii="Helvetica" w:hAnsi="Helvetica" w:eastAsia="Helvetica"/>
+          <w:rFonts w:ascii="Arial" w:hAnsi="Arial" w:eastAsia="Helvetica"/>
           <w:b w:val="0"/>
           <w:i/>
           <w:color w:val="72727A"/>
@@ -192,7 +192,7 @@
       </w:r>
       <w:r>
         <w:rPr>
-          <w:rFonts w:ascii="Helvetica" w:hAnsi="Helvetica" w:eastAsia="Helvetica"/>
+          <w:rFonts w:ascii="Arial" w:hAnsi="Arial" w:eastAsia="Helvetica"/>
           <w:b w:val="0"/>
           <w:i w:val="0"/>
           <w:color w:val="1E1E23"/>
@@ -216,7 +216,7 @@
       </w:pPr>
       <w:r>
         <w:rPr>
-          <w:rFonts w:ascii="Helvetica" w:hAnsi="Helvetica" w:eastAsia="Helvetica"/>
+          <w:rFonts w:ascii="Arial" w:hAnsi="Arial" w:eastAsia="Helvetica"/>
           <w:b w:val="0"/>
           <w:i w:val="0"/>
           <w:color w:val="1E1E23"/>
@@ -240,7 +240,7 @@
       </w:pPr>
       <w:r>
         <w:rPr>
-          <w:rFonts w:ascii="Helvetica" w:hAnsi="Helvetica" w:eastAsia="Helvetica"/>
+          <w:rFonts w:ascii="Arial" w:hAnsi="Arial" w:eastAsia="Helvetica"/>
           <w:b/>
           <w:i w:val="0"/>
           <w:color w:val="1E1E23"/>
@@ -253,7 +253,7 @@
       </w:r>
       <w:r>
         <w:rPr>
-          <w:rFonts w:ascii="Helvetica" w:hAnsi="Helvetica" w:eastAsia="Helvetica"/>
+          <w:rFonts w:ascii="Arial" w:hAnsi="Arial" w:eastAsia="Helvetica"/>
           <w:b w:val="0"/>
           <w:i/>
           <w:color w:val="72727A"/>
@@ -266,7 +266,7 @@
       </w:r>
       <w:r>
         <w:rPr>
-          <w:rFonts w:ascii="Helvetica" w:hAnsi="Helvetica" w:eastAsia="Helvetica"/>
+          <w:rFonts w:ascii="Arial" w:hAnsi="Arial" w:eastAsia="Helvetica"/>
           <w:b w:val="0"/>
           <w:i w:val="0"/>
           <w:color w:val="1E1E23"/>
@@ -290,7 +290,7 @@
       </w:pPr>
       <w:r>
         <w:rPr>
-          <w:rFonts w:ascii="Helvetica" w:hAnsi="Helvetica" w:eastAsia="Helvetica"/>
+          <w:rFonts w:ascii="Arial" w:hAnsi="Arial" w:eastAsia="Helvetica"/>
           <w:b w:val="0"/>
           <w:i w:val="0"/>
           <w:color w:val="1E1E23"/>
@@ -314,7 +314,7 @@
       </w:pPr>
       <w:r>
         <w:rPr>
-          <w:rFonts w:ascii="Helvetica" w:hAnsi="Helvetica" w:eastAsia="Helvetica"/>
+          <w:rFonts w:ascii="Arial" w:hAnsi="Arial" w:eastAsia="Helvetica"/>
           <w:b w:val="0"/>
           <w:i w:val="0"/>
           <w:color w:val="1E1E23"/>
@@ -334,7 +334,7 @@
       </w:pPr>
       <w:r>
         <w:rPr>
-          <w:rFonts w:ascii="Helvetica" w:hAnsi="Helvetica" w:eastAsia="Helvetica"/>
+          <w:rFonts w:ascii="Arial" w:hAnsi="Arial" w:eastAsia="Helvetica"/>
           <w:b/>
           <w:i w:val="0"/>
           <w:color w:val="1E1E23"/>
@@ -347,7 +347,7 @@
       </w:r>
       <w:r>
         <w:rPr>
-          <w:rFonts w:ascii="Helvetica" w:hAnsi="Helvetica" w:eastAsia="Helvetica"/>
+          <w:rFonts w:ascii="Arial" w:hAnsi="Arial" w:eastAsia="Helvetica"/>
           <w:b w:val="0"/>
           <w:i w:val="0"/>
           <w:color w:val="1E1E23"/>
